--- a/paper/v2/CAST_v2_면담안건.docx
+++ b/paper/v2/CAST_v2_면담안건.docx
@@ -25,7 +25,7 @@
           <w:b w:val="0"/>
           <w:sz w:val="20"/>
         </w:rPr>
-        <w:t>2026-10-19 · 전체판(36쪽)을 가상 심사위원(탄소 회계·운영연구·일반, 4회차에 처음 읽는 시스템 심사위원 하나 추가)과 숫자·피드백 점검으로 네 번 돌린 뒤의 정리. 판정은 1~3회차 "수정 후 재심"이 많았고, 4회차에는 셋 모두 "수정 후 게재"(글 고침만 남음)다. 세 번 넘게 되풀이된 지적은 글로는 더 줄지 않는 판단 문제라 여기 모았다.</w:t>
+        <w:t>2026-10-19 · 전체판(36쪽)을 가상 심사와 숫자·피드백 점검으로 다섯 번 돌린 뒤의 정리. 1~3회차는 "수정 후 재심"이 많았고, 마지막 4·5회차에는 운영연구·일반·시스템·탄소 회계 모두 "수정 후 게재"(글 고침만 남음)다. 세 번 넘게 되풀이된 지적은 글로는 더 줄지 않는 판단 문제라 여기 모았다.</w:t>
       </w:r>
     </w:p>
     <w:p>
@@ -87,7 +87,7 @@
       <w:tr>
         <w:tc>
           <w:tcPr>
-            <w:tcW w:type="dxa" w:w="3781"/>
+            <w:tcW w:type="dxa" w:w="3991"/>
           </w:tcPr>
           <w:p>
             <w:pPr>
@@ -106,7 +106,7 @@
         </w:tc>
         <w:tc>
           <w:tcPr>
-            <w:tcW w:type="dxa" w:w="3483"/>
+            <w:tcW w:type="dxa" w:w="3338"/>
           </w:tcPr>
           <w:p>
             <w:pPr>
@@ -125,7 +125,7 @@
         </w:tc>
         <w:tc>
           <w:tcPr>
-            <w:tcW w:type="dxa" w:w="2374"/>
+            <w:tcW w:type="dxa" w:w="2309"/>
           </w:tcPr>
           <w:p>
             <w:pPr>
@@ -146,7 +146,7 @@
       <w:tr>
         <w:tc>
           <w:tcPr>
-            <w:tcW w:type="dxa" w:w="3781"/>
+            <w:tcW w:type="dxa" w:w="3991"/>
           </w:tcPr>
           <w:p>
             <w:pPr>
@@ -165,7 +165,7 @@
         </w:tc>
         <w:tc>
           <w:tcPr>
-            <w:tcW w:type="dxa" w:w="3483"/>
+            <w:tcW w:type="dxa" w:w="3338"/>
           </w:tcPr>
           <w:p>
             <w:pPr>
@@ -184,7 +184,7 @@
         </w:tc>
         <w:tc>
           <w:tcPr>
-            <w:tcW w:type="dxa" w:w="2374"/>
+            <w:tcW w:type="dxa" w:w="2309"/>
           </w:tcPr>
           <w:p>
             <w:pPr>
@@ -205,7 +205,7 @@
       <w:tr>
         <w:tc>
           <w:tcPr>
-            <w:tcW w:type="dxa" w:w="3781"/>
+            <w:tcW w:type="dxa" w:w="3991"/>
           </w:tcPr>
           <w:p>
             <w:pPr>
@@ -218,13 +218,13 @@
                 <w:b w:val="0"/>
                 <w:sz w:val="17"/>
               </w:rPr>
-              <w:t>기본 운용점(무릎점)끼리</w:t>
+              <w:t>CAST 무릎점 대 같은 지연의 도착 고정형(고정 α 0.5875)</w:t>
             </w:r>
           </w:p>
         </w:tc>
         <w:tc>
           <w:tcPr>
-            <w:tcW w:type="dxa" w:w="3483"/>
+            <w:tcW w:type="dxa" w:w="3338"/>
           </w:tcPr>
           <w:p>
             <w:pPr>
@@ -243,7 +243,7 @@
         </w:tc>
         <w:tc>
           <w:tcPr>
-            <w:tcW w:type="dxa" w:w="2374"/>
+            <w:tcW w:type="dxa" w:w="2309"/>
           </w:tcPr>
           <w:p>
             <w:pPr>
@@ -264,7 +264,7 @@
       <w:tr>
         <w:tc>
           <w:tcPr>
-            <w:tcW w:type="dxa" w:w="3781"/>
+            <w:tcW w:type="dxa" w:w="3991"/>
           </w:tcPr>
           <w:p>
             <w:pPr>
@@ -283,7 +283,7 @@
         </w:tc>
         <w:tc>
           <w:tcPr>
-            <w:tcW w:type="dxa" w:w="3483"/>
+            <w:tcW w:type="dxa" w:w="3338"/>
           </w:tcPr>
           <w:p>
             <w:pPr>
@@ -302,7 +302,7 @@
         </w:tc>
         <w:tc>
           <w:tcPr>
-            <w:tcW w:type="dxa" w:w="2374"/>
+            <w:tcW w:type="dxa" w:w="2309"/>
           </w:tcPr>
           <w:p>
             <w:pPr>
@@ -323,7 +323,7 @@
       <w:tr>
         <w:tc>
           <w:tcPr>
-            <w:tcW w:type="dxa" w:w="3781"/>
+            <w:tcW w:type="dxa" w:w="3991"/>
           </w:tcPr>
           <w:p>
             <w:pPr>
@@ -342,7 +342,7 @@
         </w:tc>
         <w:tc>
           <w:tcPr>
-            <w:tcW w:type="dxa" w:w="3483"/>
+            <w:tcW w:type="dxa" w:w="3338"/>
           </w:tcPr>
           <w:p>
             <w:pPr>
@@ -361,7 +361,7 @@
         </w:tc>
         <w:tc>
           <w:tcPr>
-            <w:tcW w:type="dxa" w:w="2374"/>
+            <w:tcW w:type="dxa" w:w="2309"/>
           </w:tcPr>
           <w:p>
             <w:pPr>
@@ -382,7 +382,7 @@
       <w:tr>
         <w:tc>
           <w:tcPr>
-            <w:tcW w:type="dxa" w:w="3781"/>
+            <w:tcW w:type="dxa" w:w="3991"/>
           </w:tcPr>
           <w:p>
             <w:pPr>
@@ -401,7 +401,7 @@
         </w:tc>
         <w:tc>
           <w:tcPr>
-            <w:tcW w:type="dxa" w:w="3483"/>
+            <w:tcW w:type="dxa" w:w="3338"/>
           </w:tcPr>
           <w:p>
             <w:pPr>
@@ -420,7 +420,7 @@
         </w:tc>
         <w:tc>
           <w:tcPr>
-            <w:tcW w:type="dxa" w:w="2374"/>
+            <w:tcW w:type="dxa" w:w="2309"/>
           </w:tcPr>
           <w:p>
             <w:pPr>
@@ -441,7 +441,7 @@
       <w:tr>
         <w:tc>
           <w:tcPr>
-            <w:tcW w:type="dxa" w:w="3781"/>
+            <w:tcW w:type="dxa" w:w="3991"/>
           </w:tcPr>
           <w:p>
             <w:pPr>
@@ -460,7 +460,7 @@
         </w:tc>
         <w:tc>
           <w:tcPr>
-            <w:tcW w:type="dxa" w:w="3483"/>
+            <w:tcW w:type="dxa" w:w="3338"/>
           </w:tcPr>
           <w:p>
             <w:pPr>
@@ -479,7 +479,7 @@
         </w:tc>
         <w:tc>
           <w:tcPr>
-            <w:tcW w:type="dxa" w:w="2374"/>
+            <w:tcW w:type="dxa" w:w="2309"/>
           </w:tcPr>
           <w:p>
             <w:pPr>
@@ -543,7 +543,7 @@
           <w:b w:val="0"/>
           <w:sz w:val="20"/>
         </w:rPr>
-        <w:t>: "CAST는 위반 없이 71.9%(합성)·51.3%(Azure) 줄인다"를 앞에 두고, 고유 몫 약 1%포인트는 정직하게 적는다. 지금 원고가 이 쪽이다. 약점: 위반 0은 CAST만의 성질이 아니다(대조군 넷도 0).</w:t>
+        <w:t>: "CAST는 위반 없이 71.9%(합성)·51.3%(Azure) 줄인다"를 앞에 두고, 고유 몫 약 1%포인트는 정직하게 적는다. 지금 원고가 이 쪽이다. 약점: 위반 0은 CAST만의 성질이 아니다(대조군 다섯도 0: 분리형·탐욕·도착 고정형·대피형·미래 행 제거형).</w:t>
       </w:r>
     </w:p>
     <w:p>
@@ -573,7 +573,7 @@
           <w:b w:val="0"/>
           <w:sz w:val="20"/>
         </w:rPr>
-        <w:t>: "리전 용량을 나눠 쓰는 탄소 인지 배치에서 무엇을 언제 확정하느냐가 위반과 배출을 어떻게 가르나"를 1년 규모로 잰 논문. 기여는 ① 다시 풀기 대 도착 때 확정의 정량(빠듯하면 1.5~2.1, 넉넉하면 0), ② 선행 정책이 실제로 요구하는 용량(평소 피크의 2.2~9.9배), ③ 가중치 규칙의 대가. 제목·초록·1장을 다시 써야 한다(실험은 그대로).</w:t>
+        <w:t>: "리전 용량을 나눠 쓰는 탄소 인지 배치에서 무엇을 언제 확정하느냐가 위반과 배출을 어떻게 가르나"를 1년 규모로 잰 논문. 기여는 ① 다시 풀기 대 도착 때 확정의 정량(빠듯하면 1.5~2.1, 넉넉하면 차이 없음: 0.34, 신뢰구간 0 포함), ② 선행 정책이 실제로 요구하는 용량(평소 피크의 2.2~9.9배), ③ 가중치 규칙의 대가. 제목·초록·1장을 다시 써야 한다(실험은 그대로).</w:t>
       </w:r>
     </w:p>
     <w:p>
@@ -727,7 +727,7 @@
           <w:b w:val="0"/>
           <w:sz w:val="20"/>
         </w:rPr>
-        <w:t xml:space="preserve">주 실험은 왕복 지연 상한을 두지 않는다(모든 작업이 여덟 리전 어디로든 갈 수 있음). 그래서 탄소만 보면(가중치 1) 작업의 99.9%가 프랑스로 가고, 결과가 공간 자유도에 크게 좌우된다. 전 작업 공통 100 ms 상한을 두면 무릎점 절감이 71.93%에서 32.98%로 꺾인다(초록에 밝힘). </w:t>
+        <w:t xml:space="preserve">주 실험은 왕복 지연 상한을 두지 않는다(모든 작업이 여덟 리전 어디로든 갈 수 있음). 그래서 탄소만 보면(가중치 1) 작업시간의 99.9%가 프랑스에서 돌고, 결과가 공간 자유도에 크게 좌우된다. 전 작업 공통 100 ms 상한을 두면 무릎점 절감이 71.93%에서 32.98%로 꺾인다(초록에 밝힘). </w:t>
       </w:r>
       <w:r>
         <w:rPr>
@@ -787,7 +787,7 @@
           <w:b w:val="0"/>
           <w:sz w:val="20"/>
         </w:rPr>
-        <w:t>: 평균 배출계수로 셌다. 프랑스로 옮긴 몫만 이웃 망 기준으로 세면 CAST가 0.89%포인트 뒤진다. 대칭으로 세면 앞서지만 하한 값에 크게 좌우된다.</w:t>
+        <w:t>: 평균 배출계수로 셌다. 프랑스로 옮긴 몫만 독일 평균으로 세면 합성에서 CAST가 0.89%포인트 뒤진다(Azure는 1.48%포인트 앞선다). 대칭으로 세면 앞서지만 하한 값에 크게 좌우된다.</w:t>
       </w:r>
     </w:p>
     <w:p>
@@ -907,7 +907,7 @@
           <w:b w:val="0"/>
           <w:sz w:val="20"/>
         </w:rPr>
-        <w:t>: 실행 시간을 제출 때 정확히 안다고 두었다. 오차를 넣은 실험(합성 1년 한 판 약 35분, 코드 수정 필요)은 하지 않았다.</w:t>
+        <w:t>: 실행 시간을 제출 때 정확히 안다고 두었다. 오차를 넣은 실험(코드 수정 필요)은 하지 않았다.</w:t>
       </w:r>
     </w:p>
     <w:p>
@@ -1015,7 +1015,7 @@
           <w:b w:val="0"/>
           <w:sz w:val="20"/>
         </w:rPr>
-        <w:t xml:space="preserve">전체판은 피드백 66항목을 모두 담아 36쪽이다. 학회지 논문은 보통 10~14쪽이고 9쪽을 넘으면 쪽당 게재료가 붙는다. 일반 심사위원이 뺄 곳 12가지를 적어 두었다(2단계 대조군, 4.6절, 예약 서술, 전송 문단, 표 2, 그림 8 등). </w:t>
+        <w:t xml:space="preserve">전체판은 피드백 66항목에 모두 답해(반영 못 함 1, 일부 반영 5) 36쪽이다. 학회지 논문은 보통 10~14쪽이고 9쪽을 넘으면 게재료가 붙는다. 일반 심사위원이 뺄 곳 12가지를 적어 두었다. </w:t>
       </w:r>
       <w:r>
         <w:rPr>
